--- a/regles_toussipronos.docx
+++ b/regles_toussipronos.docx
@@ -1641,7 +1641,7 @@
           <w:sz w:val="22"/>
           <w:szCs w:val="22"/>
         </w:rPr>
-        <w:t xml:space="preserve">Si la deadline est passée depuis moins de 24 heures, vous pouvez encore soumettre. Attention : les matchs déjà joués vous rapportent automatiquement 0 point, et une pénalité de 5 points s'applique sur votre total de la journée.</w:t>
+        <w:t xml:space="preserve">Si la deadline est passée depuis moins de 24 heures, vous pouvez encore soumettre. Attention : les matchs déjà joués vous rapportent automatiquement 0 point. Vos deux premiers retards de la saison ne sont pas pénalisés ; à partir du 3e retard, une pénalité de 5 points s'applique sur votre total de la journée.</w:t>
       </w:r>
     </w:p>
     <w:p>
@@ -1743,7 +1743,7 @@
           <w:sz w:val="22"/>
           <w:szCs w:val="22"/>
         </w:rPr>
-        <w:t>−5 pts sur le total de la journée</w:t>
+        <w:t>aucune pour les 2 premiers retards de la saison, puis −5 pts sur le total de la journée</w:t>
       </w:r>
     </w:p>
     <w:p>
